--- a/testakten/elternunterhalt-pflegeheim-sozialamtsregress-aachen/09_auskunftsverlangen_und_auskunftspflicht.docx
+++ b/testakten/elternunterhalt-pflegeheim-sozialamtsregress-aachen/09_auskunftsverlangen_und_auskunftspflicht.docx
@@ -132,7 +132,7 @@
         <w:jc w:val="left"/>
       </w:pPr>
       <w:r>
-        <w:t>Quellenpflicht nach references/zitierweise.md. Grundlage ist das Auskunftsschreiben des Sozialamts vom 12.01.2026. Normbezug: §§ 117, 94 SGB XII, Angehörigen-Entlastungsgesetz. Die Reichweite der eingeschränkten Auskunftspflicht ist vor Verwendung an amtlicher Quelle zu verifizieren.</w:t>
+        <w:t>Quellenpflicht nach references/zitierweise.md. Grundlage ist das Auskunftsschreiben des Sozialamts vom 12.01.2026. Normbezug: Paragrafen 117, 94 SGB XII, Angehörigen-Entlastungsgesetz. Die Reichweite der eingeschränkten Auskunftspflicht ist vor Verwendung an amtlicher Quelle zu verifizieren.</w:t>
       </w:r>
     </w:p>
     <w:sectPr>
